--- a/OpenWebUI/Functions/Pipe/docx檔含佔位符_template/template_form.docx
+++ b/OpenWebUI/Functions/Pipe/docx檔含佔位符_template/template_form.docx
@@ -11,7 +11,7 @@
         <w:rPr>
           <w:color w:val="003366"/>
         </w:rPr>
-        <w:t>多格式表單範本 - 含 {{ }} 佔位符</w:t>
+        <w:t>多格式表單範本 - 含  佔位符</w:t>
       </w:r>
     </w:p>
     <w:p/>
@@ -949,7 +949,7 @@
         <w:pStyle w:val="Heading2"/>
       </w:pPr>
       <w:r>
-        <w:t>所有 {{ }} 變數清單</w:t>
+        <w:t>所有  變數清單</w:t>
       </w:r>
     </w:p>
     <w:p>
@@ -1337,7 +1337,7 @@
     </w:p>
     <w:p>
       <w:r>
-        <w:t>此範本包含多個 {{ 變數 }} 佔位符，可使用 python-docx-template 庫來自動填入內容。以下是使用範例：</w:t>
+        <w:t>此範本包含多個  佔位符，可使用 python-docx-template 庫來自動填入內容。以下是使用範例：</w:t>
       </w:r>
     </w:p>
     <w:p>
